--- a/app/plantillas/GENERICO/CARTA Aviso Termino.docx
+++ b/app/plantillas/GENERICO/CARTA Aviso Termino.docx
@@ -110,7 +110,7 @@
         <w:jc w:val="both"/>
       </w:pPr>
       <w:r>
-        <w:t xml:space="preserve">Por medio de la presente, {RAZON_SOCIAL}, RUT {RUT_EMPRESA}, representada por don(ña) {NOMBRE_REP_LEGAL}, comunica a usted que se ha resuelto poner término a su contrato de trabajo a contar del día {FECHA_TERMINO}, invocando la causal contemplada en {CAUSAL_TEXTO}.</w:t>
+        <w:t xml:space="preserve">Por medio de la presente, {RAZON_SOCIAL}, RUT {RUT_EMPRESA}, representada por don(ña) {NOMBRE_REP_LEGAL}, comunica a usted que se ha resuelto poner término a su contrato de trabajo, cuya relación laboral se inició con fecha {FECHA_INGRESO}, a contar del día {FECHA_TERMINO}, invocando la causal contemplada en {CAUSAL_TEXTO}.</w:t>
       </w:r>
     </w:p>
     <w:p>

--- a/app/plantillas/GENERICO/CARTA Aviso Termino.docx
+++ b/app/plantillas/GENERICO/CARTA Aviso Termino.docx
@@ -18,14 +18,6 @@
     </w:p>
     <w:p>
       <w:pPr>
-        <w:jc w:val="center"/>
-      </w:pPr>
-      <w:r>
-        <w:t xml:space="preserve">(Artículo 162 del Código del Trabajo)</w:t>
-      </w:r>
-    </w:p>
-    <w:p>
-      <w:pPr>
         <w:jc w:val="both"/>
       </w:pPr>
     </w:p>
@@ -110,7 +102,7 @@
         <w:jc w:val="both"/>
       </w:pPr>
       <w:r>
-        <w:t xml:space="preserve">Por medio de la presente, {RAZON_SOCIAL}, RUT {RUT_EMPRESA}, representada por don(ña) {NOMBRE_REP_LEGAL}, comunica a usted que se ha resuelto poner término a su contrato de trabajo, cuya relación laboral se inició con fecha {FECHA_INGRESO}, a contar del día {FECHA_TERMINO}, invocando la causal contemplada en {CAUSAL_TEXTO}.</w:t>
+        <w:t xml:space="preserve">Por medio de la presente, {RAZON_SOCIAL}, RUT {RUT_EMPRESA}, representada por don(ña) {NOMBRE_REP_LEGAL}, comunica a usted que se ha resuelto poner término a su contrato de trabajo, cuya relación laboral se inició con fecha {FECHA_INGRESO}, a contar del día {FECHA_TERMINO}, invocando como causal {CAUSAL_TEXTO}.</w:t>
       </w:r>
     </w:p>
     <w:p>
@@ -142,7 +134,7 @@
         <w:jc w:val="both"/>
       </w:pPr>
       <w:r>
-        <w:t xml:space="preserve">Conforme a lo dispuesto en el artículo 162 del Código del Trabajo, se informa a usted que los montos que se pagarán con ocasión del término de su contrato, sin perjuicio de su liquidación definitiva en el respectivo finiquito, son los siguientes:</w:t>
+        <w:t xml:space="preserve">Se informa a usted que los montos que se pagarán con ocasión del término de su contrato, sin perjuicio de su liquidación definitiva en el respectivo finiquito, son los siguientes:</w:t>
       </w:r>
     </w:p>
     <w:p>
@@ -204,7 +196,7 @@
         <w:jc w:val="both"/>
       </w:pPr>
       <w:r>
-        <w:t xml:space="preserve">El finiquito correspondiente será puesto a su disposición, para su revisión, firma y pago, dentro del plazo de diez días hábiles contado desde la separación, conforme al artículo 177 del Código del Trabajo, en las oficinas de la empresa o ante el ministro de fe que se le indicará.</w:t>
+        <w:t xml:space="preserve">El finiquito correspondiente será puesto a su disposición, para su revisión, firma y pago, dentro del plazo de diez días hábiles contado desde la separación, en las oficinas de la empresa o ante el ministro de fe que se le indicará.</w:t>
       </w:r>
     </w:p>
     <w:p>

--- a/app/plantillas/GENERICO/CARTA Aviso Termino.docx
+++ b/app/plantillas/GENERICO/CARTA Aviso Termino.docx
@@ -110,15 +110,15 @@
         <w:jc w:val="both"/>
       </w:pPr>
       <w:r>
-        <w:t xml:space="preserve">Los hechos en que se funda la causal invocada son los siguientes:</w:t>
-      </w:r>
-    </w:p>
-    <w:p>
-      <w:pPr>
-        <w:jc w:val="both"/>
-      </w:pPr>
-      <w:r>
-        <w:t xml:space="preserve">{HECHOS_TEXTO}</w:t>
+        <w:t xml:space="preserve">{#mostrarHechos}Los hechos en que se funda la causal invocada son los siguientes:</w:t>
+      </w:r>
+    </w:p>
+    <w:p>
+      <w:pPr>
+        <w:jc w:val="both"/>
+      </w:pPr>
+      <w:r>
+        <w:t xml:space="preserve">{HECHOS_TEXTO}{/mostrarHechos}</w:t>
       </w:r>
     </w:p>
     <w:p>
